--- a/Compliance/workforce-roles-ephi-access.docx
+++ b/Compliance/workforce-roles-ephi-access.docx
@@ -78,9 +78,8 @@
             <w:tcW w:type="dxa" w:w="4320"/>
           </w:tcPr>
           <w:p>
-            <w:r/>
             <w:r>
-              <w:t>Security Officer</w:t>
+              <w:t>Security Officer (Raja Gopalan)</w:t>
             </w:r>
           </w:p>
         </w:tc>
@@ -159,12 +158,8 @@
             <w:tcW w:type="dxa" w:w="4320"/>
           </w:tcPr>
           <w:p>
-            <w:r/>
             <w:r>
-              <w:rPr>
-                <w:i/>
-              </w:rPr>
-              <w:t>[YYYY-MM-DD]</w:t>
+              <w:t>2026-06-16</w:t>
             </w:r>
           </w:p>
         </w:tc>
@@ -189,12 +184,8 @@
             <w:tcW w:type="dxa" w:w="4320"/>
           </w:tcPr>
           <w:p>
-            <w:r/>
             <w:r>
-              <w:rPr>
-                <w:i/>
-              </w:rPr>
-              <w:t>[YYYY-MM-DD — ≤12 months]</w:t>
+              <w:t>2027-06-16</w:t>
             </w:r>
           </w:p>
         </w:tc>

--- a/Compliance/workforce-roles-ephi-access.docx
+++ b/Compliance/workforce-roles-ephi-access.docx
@@ -104,7 +104,6 @@
             <w:tcW w:type="dxa" w:w="4320"/>
           </w:tcPr>
           <w:p>
-            <w:r/>
             <w:r>
               <w:t>1.0</w:t>
             </w:r>
@@ -131,9 +130,8 @@
             <w:tcW w:type="dxa" w:w="4320"/>
           </w:tcPr>
           <w:p>
-            <w:r/>
             <w:r>
-              <w:t>Draft — pending approval</w:t>
+              <w:t>Approved</w:t>
             </w:r>
           </w:p>
         </w:tc>
@@ -958,12 +956,8 @@
             <w:tcW w:type="dxa" w:w="2880"/>
           </w:tcPr>
           <w:p>
-            <w:r/>
             <w:r>
-              <w:rPr>
-                <w:i/>
-              </w:rPr>
-              <w:t>[name]</w:t>
+              <w:t>Raja Gopalan</w:t>
             </w:r>
           </w:p>
         </w:tc>
@@ -972,12 +966,8 @@
             <w:tcW w:type="dxa" w:w="2880"/>
           </w:tcPr>
           <w:p>
-            <w:r/>
             <w:r>
-              <w:rPr>
-                <w:i/>
-              </w:rPr>
-              <w:t>[date]</w:t>
+              <w:t>2026-06-16</w:t>
             </w:r>
           </w:p>
         </w:tc>
@@ -999,12 +989,8 @@
             <w:tcW w:type="dxa" w:w="2880"/>
           </w:tcPr>
           <w:p>
-            <w:r/>
             <w:r>
-              <w:rPr>
-                <w:i/>
-              </w:rPr>
-              <w:t>[name]</w:t>
+              <w:t>Raja Gopalan</w:t>
             </w:r>
           </w:p>
         </w:tc>
@@ -1013,12 +999,8 @@
             <w:tcW w:type="dxa" w:w="2880"/>
           </w:tcPr>
           <w:p>
-            <w:r/>
             <w:r>
-              <w:rPr>
-                <w:i/>
-              </w:rPr>
-              <w:t>[date]</w:t>
+              <w:t>2026-06-16</w:t>
             </w:r>
           </w:p>
         </w:tc>
@@ -1040,12 +1022,8 @@
             <w:tcW w:type="dxa" w:w="2880"/>
           </w:tcPr>
           <w:p>
-            <w:r/>
             <w:r>
-              <w:rPr>
-                <w:i/>
-              </w:rPr>
-              <w:t>[name]</w:t>
+              <w:t>Raja Gopalan</w:t>
             </w:r>
           </w:p>
         </w:tc>
@@ -1054,12 +1032,8 @@
             <w:tcW w:type="dxa" w:w="2880"/>
           </w:tcPr>
           <w:p>
-            <w:r/>
             <w:r>
-              <w:rPr>
-                <w:i/>
-              </w:rPr>
-              <w:t>[date]</w:t>
+              <w:t>2026-06-16</w:t>
             </w:r>
           </w:p>
         </w:tc>
@@ -1081,12 +1055,8 @@
             <w:tcW w:type="dxa" w:w="2880"/>
           </w:tcPr>
           <w:p>
-            <w:r/>
             <w:r>
-              <w:rPr>
-                <w:i/>
-              </w:rPr>
-              <w:t>[name]</w:t>
+              <w:t>Raja Gopalan</w:t>
             </w:r>
           </w:p>
         </w:tc>
@@ -1095,12 +1065,8 @@
             <w:tcW w:type="dxa" w:w="2880"/>
           </w:tcPr>
           <w:p>
-            <w:r/>
             <w:r>
-              <w:rPr>
-                <w:i/>
-              </w:rPr>
-              <w:t>[date]</w:t>
+              <w:t>2026-06-16</w:t>
             </w:r>
           </w:p>
         </w:tc>
@@ -1225,12 +1191,8 @@
             <w:tcW w:type="dxa" w:w="2160"/>
           </w:tcPr>
           <w:p>
-            <w:r/>
             <w:r>
-              <w:rPr>
-                <w:i/>
-              </w:rPr>
-              <w:t>[name]</w:t>
+              <w:t>Raja Gopalan</w:t>
             </w:r>
           </w:p>
         </w:tc>
@@ -1239,12 +1201,8 @@
             <w:tcW w:type="dxa" w:w="2160"/>
           </w:tcPr>
           <w:p>
-            <w:r/>
             <w:r>
-              <w:rPr>
-                <w:i/>
-              </w:rPr>
-              <w:t>[role]</w:t>
+              <w:t>All roles</w:t>
             </w:r>
           </w:p>
         </w:tc>
@@ -1253,12 +1211,8 @@
             <w:tcW w:type="dxa" w:w="2160"/>
           </w:tcPr>
           <w:p>
-            <w:r/>
             <w:r>
-              <w:rPr>
-                <w:i/>
-              </w:rPr>
-              <w:t>[ ]</w:t>
+              <w:t>git commit</w:t>
             </w:r>
           </w:p>
         </w:tc>
@@ -1267,12 +1221,8 @@
             <w:tcW w:type="dxa" w:w="2160"/>
           </w:tcPr>
           <w:p>
-            <w:r/>
             <w:r>
-              <w:rPr>
-                <w:i/>
-              </w:rPr>
-              <w:t>[date]</w:t>
+              <w:t>2026-06-16</w:t>
             </w:r>
           </w:p>
         </w:tc>
@@ -1380,7 +1330,6 @@
             <w:tcW w:type="dxa" w:w="2160"/>
           </w:tcPr>
           <w:p>
-            <w:r/>
             <w:r>
               <w:t>1.0</w:t>
             </w:r>
@@ -1391,12 +1340,8 @@
             <w:tcW w:type="dxa" w:w="2160"/>
           </w:tcPr>
           <w:p>
-            <w:r/>
             <w:r>
-              <w:rPr>
-                <w:i/>
-              </w:rPr>
-              <w:t>[name]</w:t>
+              <w:t>Raja Gopalan</w:t>
             </w:r>
           </w:p>
         </w:tc>
@@ -1405,12 +1350,8 @@
             <w:tcW w:type="dxa" w:w="2160"/>
           </w:tcPr>
           <w:p>
-            <w:r/>
             <w:r>
-              <w:rPr>
-                <w:i/>
-              </w:rPr>
-              <w:t>[Security Officer]</w:t>
+              <w:t>Security Officer</w:t>
             </w:r>
           </w:p>
         </w:tc>
@@ -1419,12 +1360,8 @@
             <w:tcW w:type="dxa" w:w="2160"/>
           </w:tcPr>
           <w:p>
-            <w:r/>
             <w:r>
-              <w:rPr>
-                <w:i/>
-              </w:rPr>
-              <w:t>[YYYY-MM-DD]</w:t>
+              <w:t>2026-06-16</w:t>
             </w:r>
           </w:p>
         </w:tc>
